--- a/Design Documents/Updates to the server systems.docx
+++ b/Design Documents/Updates to the server systems.docx
@@ -2041,185 +2041,176 @@
         <w:t>)</w:t>
       </w:r>
       <w:r>
+        <w:t xml:space="preserve"> NOT NULL</w:t>
+      </w:r>
+      <w:r>
+        <w:t>,</w:t>
+      </w:r>
+      <w:r>
+        <w:br/>
+        <w:t xml:space="preserve">    name </w:t>
+      </w:r>
+      <w:proofErr w:type="gramStart"/>
+      <w:r>
+        <w:t>VARCHAR(</w:t>
+      </w:r>
+      <w:proofErr w:type="gramEnd"/>
+      <w:r>
+        <w:t>100),</w:t>
+      </w:r>
+      <w:r>
+        <w:br/>
+        <w:t xml:space="preserve">    </w:t>
+      </w:r>
+      <w:proofErr w:type="spellStart"/>
+      <w:r>
+        <w:t>shape_type</w:t>
+      </w:r>
+      <w:proofErr w:type="spellEnd"/>
+      <w:r>
         <w:t xml:space="preserve"> </w:t>
       </w:r>
-      <w:r>
-        <w:t>NOT NULL</w:t>
-      </w:r>
-      <w:r>
-        <w:t>,</w:t>
-      </w:r>
-      <w:r>
-        <w:br/>
-        <w:t xml:space="preserve">    name </w:t>
-      </w:r>
       <w:proofErr w:type="gramStart"/>
       <w:r>
         <w:t>VARCHAR(</w:t>
       </w:r>
       <w:proofErr w:type="gramEnd"/>
       <w:r>
-        <w:t>100),</w:t>
-      </w:r>
-      <w:r>
-        <w:br/>
-        <w:t xml:space="preserve">    </w:t>
-      </w:r>
-      <w:proofErr w:type="spellStart"/>
-      <w:r>
-        <w:t>shape_type</w:t>
-      </w:r>
-      <w:proofErr w:type="spellEnd"/>
-      <w:r>
-        <w:t xml:space="preserve"> </w:t>
+        <w:t>20),</w:t>
+      </w:r>
+      <w:r>
+        <w:br/>
+        <w:t xml:space="preserve">    </w:t>
+      </w:r>
+      <w:proofErr w:type="spellStart"/>
+      <w:r>
+        <w:t>encrypted_payload</w:t>
+      </w:r>
+      <w:proofErr w:type="spellEnd"/>
+      <w:r>
+        <w:t xml:space="preserve"> BYTEA NOT NULL,</w:t>
+      </w:r>
+      <w:r>
+        <w:br/>
+        <w:t xml:space="preserve">    </w:t>
+      </w:r>
+      <w:proofErr w:type="spellStart"/>
+      <w:r>
+        <w:t>is_active</w:t>
+      </w:r>
+      <w:proofErr w:type="spellEnd"/>
+      <w:r>
+        <w:t xml:space="preserve"> BOOLEAN DEFAULT true,</w:t>
+      </w:r>
+      <w:r>
+        <w:br/>
+        <w:t xml:space="preserve">    </w:t>
+      </w:r>
+      <w:proofErr w:type="spellStart"/>
+      <w:r>
+        <w:t>created_at</w:t>
+      </w:r>
+      <w:proofErr w:type="spellEnd"/>
+      <w:r>
+        <w:t xml:space="preserve"> TIMESTAMP NOT NULL,</w:t>
+      </w:r>
+      <w:r>
+        <w:br/>
+        <w:t xml:space="preserve">    </w:t>
+      </w:r>
+      <w:proofErr w:type="spellStart"/>
+      <w:r>
+        <w:t>created_by</w:t>
+      </w:r>
+      <w:proofErr w:type="spellEnd"/>
+      <w:r>
+        <w:t xml:space="preserve"> UUID REFERENCES account(</w:t>
+      </w:r>
+      <w:proofErr w:type="spellStart"/>
+      <w:r>
+        <w:t>account_id</w:t>
+      </w:r>
+      <w:proofErr w:type="spellEnd"/>
+      <w:r>
+        <w:t>)</w:t>
+      </w:r>
+      <w:r>
+        <w:t xml:space="preserve"> NOT NULL</w:t>
+      </w:r>
+      <w:r>
+        <w:br/>
       </w:r>
       <w:proofErr w:type="gramStart"/>
       <w:r>
+        <w:t>);</w:t>
+      </w:r>
+      <w:proofErr w:type="gramEnd"/>
+    </w:p>
+    <w:p>
+      <w:r>
+        <w:t xml:space="preserve">CREATE TABLE </w:t>
+      </w:r>
+      <w:proofErr w:type="spellStart"/>
+      <w:r>
+        <w:t>geofence_audit</w:t>
+      </w:r>
+      <w:proofErr w:type="spellEnd"/>
+      <w:r>
+        <w:t xml:space="preserve"> (</w:t>
+      </w:r>
+      <w:r>
+        <w:br/>
+      </w:r>
+      <w:r>
+        <w:t xml:space="preserve">    </w:t>
+      </w:r>
+      <w:proofErr w:type="spellStart"/>
+      <w:r>
+        <w:t>audit_id</w:t>
+      </w:r>
+      <w:proofErr w:type="spellEnd"/>
+      <w:r>
+        <w:t xml:space="preserve"> UUID PRIMARY KEY,</w:t>
+      </w:r>
+      <w:r>
+        <w:br/>
+      </w:r>
+      <w:r>
+        <w:lastRenderedPageBreak/>
+        <w:t xml:space="preserve">    </w:t>
+      </w:r>
+      <w:proofErr w:type="spellStart"/>
+      <w:r>
+        <w:t>geofence_id</w:t>
+      </w:r>
+      <w:proofErr w:type="spellEnd"/>
+      <w:r>
+        <w:t xml:space="preserve"> UUID REFERENCES geofence(</w:t>
+      </w:r>
+      <w:proofErr w:type="spellStart"/>
+      <w:r>
+        <w:t>geofence_id</w:t>
+      </w:r>
+      <w:proofErr w:type="spellEnd"/>
+      <w:r>
+        <w:t>),</w:t>
+      </w:r>
+      <w:r>
+        <w:br/>
+      </w:r>
+      <w:r>
+        <w:t xml:space="preserve">    action </w:t>
+      </w:r>
+      <w:proofErr w:type="gramStart"/>
+      <w:r>
         <w:t>VARCHAR(</w:t>
       </w:r>
       <w:proofErr w:type="gramEnd"/>
       <w:r>
-        <w:t>20),</w:t>
-      </w:r>
-      <w:r>
-        <w:br/>
-        <w:t xml:space="preserve">    </w:t>
-      </w:r>
-      <w:proofErr w:type="spellStart"/>
-      <w:r>
-        <w:t>encrypted_payload</w:t>
-      </w:r>
-      <w:proofErr w:type="spellEnd"/>
-      <w:r>
-        <w:t xml:space="preserve"> BYTEA NOT NULL,</w:t>
-      </w:r>
-      <w:r>
-        <w:br/>
-        <w:t xml:space="preserve">    </w:t>
-      </w:r>
-      <w:proofErr w:type="spellStart"/>
-      <w:r>
-        <w:t>is_active</w:t>
-      </w:r>
-      <w:proofErr w:type="spellEnd"/>
-      <w:r>
-        <w:t xml:space="preserve"> BOOLEAN DEFAULT true,</w:t>
-      </w:r>
-      <w:r>
-        <w:br/>
-        <w:t xml:space="preserve">    </w:t>
-      </w:r>
-      <w:proofErr w:type="spellStart"/>
-      <w:r>
-        <w:t>created_at</w:t>
-      </w:r>
-      <w:proofErr w:type="spellEnd"/>
-      <w:r>
-        <w:t xml:space="preserve"> TIMESTAMP NOT NULL,</w:t>
-      </w:r>
-      <w:r>
-        <w:br/>
-        <w:t xml:space="preserve">    </w:t>
-      </w:r>
-      <w:proofErr w:type="spellStart"/>
-      <w:r>
-        <w:t>created_by</w:t>
-      </w:r>
-      <w:proofErr w:type="spellEnd"/>
-      <w:r>
-        <w:t xml:space="preserve"> UUID REFERENCES account(</w:t>
-      </w:r>
-      <w:proofErr w:type="spellStart"/>
-      <w:r>
-        <w:t>account_id</w:t>
-      </w:r>
-      <w:proofErr w:type="spellEnd"/>
-      <w:r>
-        <w:t>)</w:t>
-      </w:r>
-      <w:r>
-        <w:t xml:space="preserve"> </w:t>
-      </w:r>
-      <w:r>
-        <w:t>NOT NULL</w:t>
-      </w:r>
-      <w:r>
-        <w:br/>
-      </w:r>
-      <w:proofErr w:type="gramStart"/>
-      <w:r>
-        <w:t>);</w:t>
-      </w:r>
-      <w:proofErr w:type="gramEnd"/>
-    </w:p>
-    <w:p>
-      <w:r>
-        <w:t xml:space="preserve">CREATE TABLE </w:t>
-      </w:r>
-      <w:proofErr w:type="spellStart"/>
-      <w:r>
-        <w:t>geofence_audit</w:t>
-      </w:r>
-      <w:proofErr w:type="spellEnd"/>
-      <w:r>
-        <w:t xml:space="preserve"> (</w:t>
-      </w:r>
-      <w:r>
-        <w:br/>
-      </w:r>
-      <w:r>
-        <w:t xml:space="preserve">    </w:t>
-      </w:r>
-      <w:proofErr w:type="spellStart"/>
-      <w:r>
-        <w:t>audit_id</w:t>
-      </w:r>
-      <w:proofErr w:type="spellEnd"/>
-      <w:r>
-        <w:t xml:space="preserve"> UUID PRIMARY KEY,</w:t>
-      </w:r>
-      <w:r>
-        <w:br/>
-      </w:r>
-      <w:r>
-        <w:lastRenderedPageBreak/>
-        <w:t xml:space="preserve">    </w:t>
-      </w:r>
-      <w:proofErr w:type="spellStart"/>
-      <w:r>
-        <w:t>geofence_id</w:t>
-      </w:r>
-      <w:proofErr w:type="spellEnd"/>
-      <w:r>
-        <w:t xml:space="preserve"> UUID REFERENCES geofence(</w:t>
-      </w:r>
-      <w:proofErr w:type="spellStart"/>
-      <w:r>
-        <w:t>geofence_id</w:t>
-      </w:r>
-      <w:proofErr w:type="spellEnd"/>
-      <w:r>
-        <w:t>),</w:t>
-      </w:r>
-      <w:r>
-        <w:br/>
-      </w:r>
-      <w:r>
-        <w:t xml:space="preserve">    action </w:t>
-      </w:r>
-      <w:proofErr w:type="gramStart"/>
-      <w:r>
-        <w:t>VARCHAR(</w:t>
-      </w:r>
-      <w:proofErr w:type="gramEnd"/>
-      <w:r>
         <w:t>20)</w:t>
       </w:r>
       <w:r>
-        <w:t xml:space="preserve"> </w:t>
-      </w:r>
-      <w:r>
-        <w:t>NOT NULL</w:t>
+        <w:t xml:space="preserve"> NOT NULL</w:t>
       </w:r>
       <w:r>
         <w:t>,</w:t>
@@ -5869,6 +5860,7 @@
   <w:style w:type="character" w:default="1" w:styleId="DefaultParagraphFont">
     <w:name w:val="Default Paragraph Font"/>
     <w:uiPriority w:val="1"/>
+    <w:semiHidden/>
     <w:unhideWhenUsed/>
   </w:style>
   <w:style w:type="table" w:default="1" w:styleId="TableNormal">
